--- a/Cover_Letters/Shinoy_Rabobank_Tech_Lead_Integration_Cover_Letter.docx
+++ b/Cover_Letters/Shinoy_Rabobank_Tech_Lead_Integration_Cover_Letter.docx
@@ -35,12 +35,12 @@
     </w:p>
     <w:p>
       <w:r>
-        <w:t>Looking at the Tech Lead Integration role at Rabobank, my background in building integration test frameworks and managing CI/CD pipelines aligns well with your platform automation goals. In my recent work with financial clients, I have focused on automating API and microservices testing using Java and TypeScript, while also using Gemini Code Assist to streamline testing scripts and deployment processes.</w:t>
+        <w:t>I have spent over eight years working on automation and CI/CD pipelines for financial clients, which aligns well with the integration platform work at Rabobank. In my recent work, I have focused on building scalable frameworks with Java and TypeScript, while also using tools like Gemini Code Assist to streamline test generation and deployment scripts.</w:t>
       </w:r>
     </w:p>
     <w:p>
       <w:r>
-        <w:t>I am comfortable working with cross-functional engineering teams to ensure reliable platforms and smooth data exchanges. Working within a large banking environment has given me a practical understanding of stability, quality standards, and delivery performance.</w:t>
+        <w:t>I am comfortable collaborating across teams and guiding technical testing strategies in Agile settings. Rabobank's focus on secure, reliable self-service integration platforms matches my background in financial IT.</w:t>
       </w:r>
     </w:p>
     <w:p>
